--- a/reports/report_2026-08-25.docx
+++ b/reports/report_2026-08-25.docx
@@ -95,7 +95,7 @@
                 <w:sz w:val="26"/>
                 <w:szCs w:val="26"/>
               </w:rPr>
-              <w:t xml:space="preserve">00:07:44 – 00:07:44 น. (เก็บข้อมูล  รอบ)</w:t>
+              <w:t xml:space="preserve">00:07:44 – 23:53:32 น. (เก็บข้อมูล 543 รอบ)</w:t>
             </w:r>
           </w:p>
         </w:tc>
@@ -132,7 +132,7 @@
                 <w:sz w:val="26"/>
                 <w:szCs w:val="26"/>
               </w:rPr>
-              <w:t xml:space="preserve">94.1%  (ต่ำสุด 94.1% เวลา 00:07:44 น. / สูงสุด 94.1%)</w:t>
+              <w:t xml:space="preserve">94.8%  (ต่ำสุด 94.1% เวลา 18:48:46 น. / สูงสุด 96.1%)</w:t>
             </w:r>
           </w:p>
         </w:tc>
@@ -206,7 +206,7 @@
                 <w:sz w:val="26"/>
                 <w:szCs w:val="26"/>
               </w:rPr>
-              <w:t xml:space="preserve">2 ครั้ง</w:t>
+              <w:t xml:space="preserve">3 ครั้ง</w:t>
             </w:r>
           </w:p>
         </w:tc>
@@ -245,7 +245,7 @@
                 <w:sz w:val="26"/>
                 <w:szCs w:val="26"/>
               </w:rPr>
-              <w:t xml:space="preserve">พบปัญหา — มีเหตุขัดข้อง 2 ครั้ง ควรตรวจสอบ</w:t>
+              <w:t xml:space="preserve">พบปัญหา — มีเหตุขัดข้อง 3 ครั้ง ควรตรวจสอบ</w:t>
             </w:r>
           </w:p>
         </w:tc>
@@ -278,7 +278,7 @@
           <w:sz w:val="32"/>
           <w:szCs w:val="32"/>
         </w:rPr>
-        <w:t xml:space="preserve">๒. สถานะอุปกรณ์รายเครื่อง (ณ รอบล่าสุด 00:07:44 น.)</w:t>
+        <w:t xml:space="preserve">๒. สถานะอุปกรณ์รายเครื่อง (ณ รอบล่าสุด 23:53:32 น.)</w:t>
       </w:r>
     </w:p>
     <w:tbl>
@@ -471,7 +471,7 @@
                 <w:sz w:val="26"/>
                 <w:szCs w:val="26"/>
               </w:rPr>
-              <w:t xml:space="preserve">6</w:t>
+              <w:t xml:space="preserve">6.4</w:t>
             </w:r>
           </w:p>
         </w:tc>
@@ -1129,24 +1129,24 @@
                 <w:sz w:val="26"/>
                 <w:szCs w:val="26"/>
               </w:rPr>
-              <w:t xml:space="preserve">00:07:44 – 00:07:44 (ยังไม่กลับมา)</w:t>
-            </w:r>
-          </w:p>
-        </w:tc>
-        <w:tc>
-          <w:tcPr/>
-          <w:p>
-            <w:pPr>
-              <w:jc w:val="center"/>
-            </w:pPr>
-            <w:r>
-              <w:rPr>
-                <w:rFonts w:ascii="TH Sarabun New" w:hAnsi="TH Sarabun New" w:cs="TH Sarabun New"/>
-                <w:color w:val="000000"/>
-                <w:sz w:val="26"/>
-                <w:szCs w:val="26"/>
-              </w:rPr>
-              <w:t xml:space="preserve">0 วินาที</w:t>
+              <w:t xml:space="preserve">00:07:44 – 23:53:32 (ยังไม่กลับมา)</w:t>
+            </w:r>
+          </w:p>
+        </w:tc>
+        <w:tc>
+          <w:tcPr/>
+          <w:p>
+            <w:pPr>
+              <w:jc w:val="center"/>
+            </w:pPr>
+            <w:r>
+              <w:rPr>
+                <w:rFonts w:ascii="TH Sarabun New" w:hAnsi="TH Sarabun New" w:cs="TH Sarabun New"/>
+                <w:color w:val="000000"/>
+                <w:sz w:val="26"/>
+                <w:szCs w:val="26"/>
+              </w:rPr>
+              <w:t xml:space="preserve">24 ชม. 45 นาที</w:t>
             </w:r>
           </w:p>
         </w:tc>
@@ -1212,24 +1212,107 @@
                 <w:sz w:val="26"/>
                 <w:szCs w:val="26"/>
               </w:rPr>
-              <w:t xml:space="preserve">00:07:44 – 00:07:44 (ยังไม่กลับมา)</w:t>
-            </w:r>
-          </w:p>
-        </w:tc>
-        <w:tc>
-          <w:tcPr/>
-          <w:p>
-            <w:pPr>
-              <w:jc w:val="center"/>
-            </w:pPr>
-            <w:r>
-              <w:rPr>
-                <w:rFonts w:ascii="TH Sarabun New" w:hAnsi="TH Sarabun New" w:cs="TH Sarabun New"/>
-                <w:color w:val="000000"/>
-                <w:sz w:val="26"/>
-                <w:szCs w:val="26"/>
-              </w:rPr>
-              <w:t xml:space="preserve">0 วินาที</w:t>
+              <w:t xml:space="preserve">00:07:44 – 08:18:40</w:t>
+            </w:r>
+          </w:p>
+        </w:tc>
+        <w:tc>
+          <w:tcPr/>
+          <w:p>
+            <w:pPr>
+              <w:jc w:val="center"/>
+            </w:pPr>
+            <w:r>
+              <w:rPr>
+                <w:rFonts w:ascii="TH Sarabun New" w:hAnsi="TH Sarabun New" w:cs="TH Sarabun New"/>
+                <w:color w:val="000000"/>
+                <w:sz w:val="26"/>
+                <w:szCs w:val="26"/>
+              </w:rPr>
+              <w:t xml:space="preserve">8 ชม. 10 นาที</w:t>
+            </w:r>
+          </w:p>
+        </w:tc>
+      </w:tr>
+      <w:tr>
+        <w:tc>
+          <w:tcPr/>
+          <w:p>
+            <w:pPr>
+              <w:jc w:val="center"/>
+            </w:pPr>
+            <w:r>
+              <w:rPr>
+                <w:rFonts w:ascii="TH Sarabun New" w:hAnsi="TH Sarabun New" w:cs="TH Sarabun New"/>
+                <w:color w:val="000000"/>
+                <w:sz w:val="26"/>
+                <w:szCs w:val="26"/>
+              </w:rPr>
+              <w:t xml:space="preserve">3</w:t>
+            </w:r>
+          </w:p>
+        </w:tc>
+        <w:tc>
+          <w:tcPr/>
+          <w:p>
+            <w:pPr/>
+            <w:r>
+              <w:rPr>
+                <w:rFonts w:ascii="TH Sarabun New" w:hAnsi="TH Sarabun New" w:cs="TH Sarabun New"/>
+                <w:color w:val="000000"/>
+                <w:sz w:val="26"/>
+                <w:szCs w:val="26"/>
+              </w:rPr>
+              <w:t xml:space="preserve">11371</w:t>
+            </w:r>
+          </w:p>
+        </w:tc>
+        <w:tc>
+          <w:tcPr/>
+          <w:p>
+            <w:pPr/>
+            <w:r>
+              <w:rPr>
+                <w:rFonts w:ascii="TH Sarabun New" w:hAnsi="TH Sarabun New" w:cs="TH Sarabun New"/>
+                <w:color w:val="000000"/>
+                <w:sz w:val="26"/>
+                <w:szCs w:val="26"/>
+              </w:rPr>
+              <w:t xml:space="preserve">กล้องหลุด 1 ตัว (เหลือ 6/7)</w:t>
+            </w:r>
+          </w:p>
+        </w:tc>
+        <w:tc>
+          <w:tcPr/>
+          <w:p>
+            <w:pPr>
+              <w:jc w:val="center"/>
+            </w:pPr>
+            <w:r>
+              <w:rPr>
+                <w:rFonts w:ascii="TH Sarabun New" w:hAnsi="TH Sarabun New" w:cs="TH Sarabun New"/>
+                <w:color w:val="000000"/>
+                <w:sz w:val="26"/>
+                <w:szCs w:val="26"/>
+              </w:rPr>
+              <w:t xml:space="preserve">16:54:41 – 23:53:32 (ยังไม่กลับมา)</w:t>
+            </w:r>
+          </w:p>
+        </w:tc>
+        <w:tc>
+          <w:tcPr/>
+          <w:p>
+            <w:pPr>
+              <w:jc w:val="center"/>
+            </w:pPr>
+            <w:r>
+              <w:rPr>
+                <w:rFonts w:ascii="TH Sarabun New" w:hAnsi="TH Sarabun New" w:cs="TH Sarabun New"/>
+                <w:color w:val="000000"/>
+                <w:sz w:val="26"/>
+                <w:szCs w:val="26"/>
+              </w:rPr>
+              <w:t xml:space="preserve">7 ชม. 58 นาที</w:t>
             </w:r>
           </w:p>
         </w:tc>
@@ -1261,7 +1344,7 @@
           <w:sz w:val="22"/>
           <w:szCs w:val="22"/>
         </w:rPr>
-        <w:t xml:space="preserve">รายงานสร้างอัตโนมัติเมื่อ 2026-08-25 00:09:55 · CCTV Health Monitor</w:t>
+        <w:t xml:space="preserve">รายงานสร้างอัตโนมัติเมื่อ 2026-08-25 23:55:06 · CCTV Health Monitor</w:t>
       </w:r>
     </w:p>
     <w:sectPr>
